--- a/templates/Письмо о представлении документации.docx
+++ b/templates/Письмо о представлении документации.docx
@@ -162,23 +162,7 @@
                 <w:b/>
                 <w:sz w:val="22"/>
               </w:rPr>
-              <w:t xml:space="preserve">(без приложения </w:t>
-            </w:r>
-            <w:proofErr w:type="spellStart"/>
-            <w:r>
-              <w:rPr>
-                <w:b/>
-                <w:sz w:val="22"/>
-              </w:rPr>
-              <w:t>неконфиденциально</w:t>
-            </w:r>
-            <w:proofErr w:type="spellEnd"/>
-            <w:r>
-              <w:rPr>
-                <w:b/>
-                <w:sz w:val="22"/>
-              </w:rPr>
-              <w:t>)</w:t>
+              <w:t>(без приложения неконфиденциально)</w:t>
             </w:r>
           </w:p>
           <w:p>
@@ -261,32 +245,7 @@
                 <w:b/>
                 <w:lang w:eastAsia="en-US"/>
               </w:rPr>
-              <w:t>{</w:t>
-            </w:r>
-            <w:proofErr w:type="spellStart"/>
-            <w:proofErr w:type="gramStart"/>
-            <w:r>
-              <w:rPr>
-                <w:b/>
-                <w:lang w:eastAsia="en-US"/>
-              </w:rPr>
-              <w:t>адресат.должность</w:t>
-            </w:r>
-            <w:proofErr w:type="gramEnd"/>
-            <w:r>
-              <w:rPr>
-                <w:b/>
-                <w:lang w:eastAsia="en-US"/>
-              </w:rPr>
-              <w:t>_из_формы</w:t>
-            </w:r>
-            <w:proofErr w:type="spellEnd"/>
-            <w:r>
-              <w:rPr>
-                <w:b/>
-                <w:lang w:eastAsia="en-US"/>
-              </w:rPr>
-              <w:t>}</w:t>
+              <w:t>{адресат.должность_из_формы}</w:t>
             </w:r>
           </w:p>
           <w:p>
@@ -301,23 +260,7 @@
                 <w:b/>
                 <w:lang w:eastAsia="en-US"/>
               </w:rPr>
-              <w:t>{</w:t>
-            </w:r>
-            <w:proofErr w:type="spellStart"/>
-            <w:r>
-              <w:rPr>
-                <w:b/>
-                <w:lang w:eastAsia="en-US"/>
-              </w:rPr>
-              <w:t>адресат.организация_из_формы</w:t>
-            </w:r>
-            <w:proofErr w:type="spellEnd"/>
-            <w:r>
-              <w:rPr>
-                <w:b/>
-                <w:lang w:eastAsia="en-US"/>
-              </w:rPr>
-              <w:t>}</w:t>
+              <w:t>{адресат.организация_из_формы}</w:t>
             </w:r>
           </w:p>
           <w:p>
@@ -340,32 +283,7 @@
                 <w:b/>
                 <w:bCs/>
               </w:rPr>
-              <w:t>{</w:t>
-            </w:r>
-            <w:proofErr w:type="spellStart"/>
-            <w:proofErr w:type="gramStart"/>
-            <w:r>
-              <w:rPr>
-                <w:b/>
-                <w:bCs/>
-              </w:rPr>
-              <w:t>адресат.Фио</w:t>
-            </w:r>
-            <w:proofErr w:type="gramEnd"/>
-            <w:r>
-              <w:rPr>
-                <w:b/>
-                <w:bCs/>
-              </w:rPr>
-              <w:t>_из_формы</w:t>
-            </w:r>
-            <w:proofErr w:type="spellEnd"/>
-            <w:r>
-              <w:rPr>
-                <w:b/>
-                <w:bCs/>
-              </w:rPr>
-              <w:t>}</w:t>
+              <w:t>{адресат.Фио_из_формы}</w:t>
             </w:r>
           </w:p>
           <w:p/>
@@ -694,29 +612,7 @@
         <w:rPr>
           <w:b/>
         </w:rPr>
-        <w:t>{</w:t>
-      </w:r>
-      <w:proofErr w:type="spellStart"/>
-      <w:proofErr w:type="gramStart"/>
-      <w:r>
-        <w:rPr>
-          <w:b/>
-        </w:rPr>
-        <w:t>адресат.ИО</w:t>
-      </w:r>
-      <w:proofErr w:type="gramEnd"/>
-      <w:r>
-        <w:rPr>
-          <w:b/>
-        </w:rPr>
-        <w:t>_из_формы</w:t>
-      </w:r>
-      <w:proofErr w:type="spellEnd"/>
-      <w:r>
-        <w:rPr>
-          <w:b/>
-        </w:rPr>
-        <w:t>}</w:t>
+        <w:t>{адресат.ИО_из_формы}</w:t>
       </w:r>
       <w:r>
         <w:rPr>
@@ -744,7 +640,47 @@
         <w:rPr>
           <w:color w:val="auto"/>
         </w:rPr>
-        <w:t>рабочую</w:t>
+        <w:t>{</w:t>
+      </w:r>
+      <w:r>
+        <w:rPr>
+          <w:color w:val="auto"/>
+          <w:lang w:val="en-US"/>
+        </w:rPr>
+        <w:t>documentat</w:t>
+      </w:r>
+      <w:r>
+        <w:rPr>
+          <w:color w:val="auto"/>
+          <w:lang w:val="en-US"/>
+        </w:rPr>
+        <w:t>i</w:t>
+      </w:r>
+      <w:r>
+        <w:rPr>
+          <w:color w:val="auto"/>
+          <w:lang w:val="en-US"/>
+        </w:rPr>
+        <w:t>on</w:t>
+      </w:r>
+      <w:r>
+        <w:rPr>
+          <w:color w:val="auto"/>
+        </w:rPr>
+        <w:t>_</w:t>
+      </w:r>
+      <w:r>
+        <w:rPr>
+          <w:color w:val="auto"/>
+          <w:lang w:val="en-US"/>
+        </w:rPr>
+        <w:t>type</w:t>
+      </w:r>
+      <w:r>
+        <w:rPr>
+          <w:color w:val="auto"/>
+        </w:rPr>
+        <w:t>}</w:t>
       </w:r>
       <w:r>
         <w:rPr>
@@ -788,7 +724,6 @@
         </w:rPr>
         <w:t>{</w:t>
       </w:r>
-      <w:proofErr w:type="spellStart"/>
       <w:r>
         <w:rPr>
           <w:color w:val="auto"/>
@@ -801,7 +736,6 @@
         </w:rPr>
         <w:t>_из_парсера</w:t>
       </w:r>
-      <w:proofErr w:type="spellEnd"/>
       <w:r>
         <w:rPr>
           <w:color w:val="auto"/>
@@ -841,11 +775,9 @@
       <w:r>
         <w:t>{</w:t>
       </w:r>
-      <w:proofErr w:type="spellStart"/>
       <w:r>
         <w:t>номердоговора</w:t>
       </w:r>
-      <w:proofErr w:type="spellEnd"/>
       <w:r>
         <w:t>}</w:t>
       </w:r>
@@ -855,11 +787,9 @@
       <w:r>
         <w:t>{</w:t>
       </w:r>
-      <w:proofErr w:type="spellStart"/>
       <w:r>
         <w:t>датадоговора</w:t>
       </w:r>
-      <w:proofErr w:type="spellEnd"/>
       <w:r>
         <w:t>}</w:t>
       </w:r>
@@ -870,16 +800,28 @@
         <w:t xml:space="preserve"> </w:t>
       </w:r>
       <w:r>
-        <w:t xml:space="preserve">(далее – Рабочая документация) </w:t>
+        <w:t xml:space="preserve"> </w:t>
       </w:r>
       <w:r>
         <w:t xml:space="preserve">на </w:t>
       </w:r>
       <w:r>
-        <w:t>электронном носител</w:t>
-      </w:r>
-      <w:r>
-        <w:t>е</w:t>
+        <w:t xml:space="preserve">электронном </w:t>
+      </w:r>
+      <w:r>
+        <w:t>и бумажн</w:t>
+      </w:r>
+      <w:r>
+        <w:t>ых</w:t>
+      </w:r>
+      <w:r>
+        <w:t xml:space="preserve"> </w:t>
+      </w:r>
+      <w:r>
+        <w:t>носител</w:t>
+      </w:r>
+      <w:r>
+        <w:t>ях</w:t>
       </w:r>
       <w:r>
         <w:t xml:space="preserve"> </w:t>
@@ -944,16 +886,8 @@
         <w:rPr>
           <w:color w:val="auto"/>
         </w:rPr>
-        <w:t>{</w:t>
-      </w:r>
-      <w:proofErr w:type="spellStart"/>
-      <w:r>
-        <w:rPr>
-          <w:color w:val="auto"/>
-        </w:rPr>
-        <w:t>списокдокументов</w:t>
-      </w:r>
-      <w:proofErr w:type="spellEnd"/>
+        <w:t>{списокдокументов</w:t>
+      </w:r>
       <w:r>
         <w:rPr>
           <w:color w:val="auto"/>
@@ -1029,46 +963,16 @@
               <w:rPr>
                 <w:lang w:val="en-US"/>
               </w:rPr>
-              <w:t>{</w:t>
+              <w:t>{подписант.</w:t>
             </w:r>
-            <w:proofErr w:type="spellStart"/>
-            <w:proofErr w:type="gramStart"/>
+            <w:r>
+              <w:t>должность</w:t>
+            </w:r>
             <w:r>
               <w:rPr>
                 <w:lang w:val="en-US"/>
               </w:rPr>
-              <w:t>подписант</w:t>
-            </w:r>
-            <w:proofErr w:type="spellEnd"/>
-            <w:r>
-              <w:rPr>
-                <w:lang w:val="en-US"/>
-              </w:rPr>
-              <w:t>.</w:t>
-            </w:r>
-            <w:r>
-              <w:t>должность</w:t>
-            </w:r>
-            <w:proofErr w:type="gramEnd"/>
-            <w:r>
-              <w:rPr>
-                <w:lang w:val="en-US"/>
-              </w:rPr>
-              <w:t>_</w:t>
-            </w:r>
-            <w:proofErr w:type="spellStart"/>
-            <w:r>
-              <w:rPr>
-                <w:lang w:val="en-US"/>
-              </w:rPr>
-              <w:t>из_формы</w:t>
-            </w:r>
-            <w:proofErr w:type="spellEnd"/>
-            <w:r>
-              <w:rPr>
-                <w:lang w:val="en-US"/>
-              </w:rPr>
-              <w:t>}</w:t>
+              <w:t>_из_формы}</w:t>
             </w:r>
           </w:p>
         </w:tc>
@@ -1101,20 +1005,7 @@
               </w:rPr>
             </w:pPr>
             <w:r>
-              <w:t>{</w:t>
-            </w:r>
-            <w:proofErr w:type="spellStart"/>
-            <w:proofErr w:type="gramStart"/>
-            <w:r>
-              <w:t>подписант.иоФ</w:t>
-            </w:r>
-            <w:proofErr w:type="gramEnd"/>
-            <w:r>
-              <w:t>_из_формы</w:t>
-            </w:r>
-            <w:proofErr w:type="spellEnd"/>
-            <w:r>
-              <w:t>}</w:t>
+              <w:t>{подписант.иоФ_из_формы}</w:t>
             </w:r>
           </w:p>
         </w:tc>
@@ -1141,9 +1032,12 @@
       <w:pPr>
         <w:spacing w:line="14" w:lineRule="atLeast"/>
         <w:sectPr>
-          <w:footerReference w:type="even" r:id="rId9"/>
-          <w:footerReference w:type="default" r:id="rId10"/>
-          <w:footerReference w:type="first" r:id="rId11"/>
+          <w:headerReference w:type="even" r:id="rId9"/>
+          <w:headerReference w:type="default" r:id="rId10"/>
+          <w:footerReference w:type="even" r:id="rId11"/>
+          <w:footerReference w:type="default" r:id="rId12"/>
+          <w:headerReference w:type="first" r:id="rId13"/>
+          <w:footerReference w:type="first" r:id="rId14"/>
           <w:type w:val="continuous"/>
           <w:pgSz w:w="11906" w:h="16838"/>
           <w:pgMar w:top="1134" w:right="567" w:bottom="1134" w:left="1134" w:header="709" w:footer="709" w:gutter="0"/>
@@ -1155,7 +1049,7 @@
     </w:p>
     <w:p/>
     <w:sectPr>
-      <w:footerReference w:type="first" r:id="rId12"/>
+      <w:footerReference w:type="first" r:id="rId15"/>
       <w:pgSz w:w="11906" w:h="16838"/>
       <w:pgMar w:top="567" w:right="849" w:bottom="567" w:left="1134" w:header="709" w:footer="709" w:gutter="0"/>
       <w:cols w:space="708"/>
@@ -1250,7 +1144,6 @@
       <w:rPr>
         <w:sz w:val="16"/>
         <w:szCs w:val="16"/>
-        <w:lang w:val="en-US"/>
       </w:rPr>
     </w:pPr>
     <w:r>
@@ -1264,7 +1157,6 @@
       <w:rPr>
         <w:sz w:val="16"/>
         <w:szCs w:val="16"/>
-        <w:highlight w:val="red"/>
       </w:rPr>
       <w:t xml:space="preserve">. № </w:t>
     </w:r>
@@ -1272,7 +1164,6 @@
       <w:rPr>
         <w:sz w:val="16"/>
         <w:szCs w:val="16"/>
-        <w:highlight w:val="red"/>
         <w:lang w:val="en-US"/>
       </w:rPr>
       <w:t>{</w:t>
@@ -1281,16 +1172,22 @@
       <w:rPr>
         <w:sz w:val="16"/>
         <w:szCs w:val="16"/>
-        <w:highlight w:val="red"/>
         <w:lang w:val="en-US"/>
       </w:rPr>
-      <w:t>number</w:t>
+      <w:t>num</w:t>
     </w:r>
     <w:r>
       <w:rPr>
         <w:sz w:val="16"/>
         <w:szCs w:val="16"/>
-        <w:highlight w:val="red"/>
+        <w:lang w:val="en-US"/>
+      </w:rPr>
+      <w:t>ber</w:t>
+    </w:r>
+    <w:r>
+      <w:rPr>
+        <w:sz w:val="16"/>
+        <w:szCs w:val="16"/>
         <w:lang w:val="en-US"/>
       </w:rPr>
       <w:t xml:space="preserve"> </w:t>
@@ -1299,7 +1196,6 @@
       <w:rPr>
         <w:sz w:val="16"/>
         <w:szCs w:val="16"/>
-        <w:highlight w:val="red"/>
         <w:lang w:val="en-US"/>
       </w:rPr>
       <w:t>_field}</w:t>
@@ -1329,7 +1225,6 @@
       <w:rPr>
         <w:sz w:val="16"/>
         <w:szCs w:val="16"/>
-        <w:highlight w:val="red"/>
       </w:rPr>
       <w:t xml:space="preserve">№ </w:t>
     </w:r>
@@ -1337,7 +1232,6 @@
       <w:rPr>
         <w:sz w:val="16"/>
         <w:szCs w:val="16"/>
-        <w:highlight w:val="red"/>
       </w:rPr>
       <w:t>{</w:t>
     </w:r>
@@ -1345,16 +1239,22 @@
       <w:rPr>
         <w:sz w:val="16"/>
         <w:szCs w:val="16"/>
-        <w:highlight w:val="red"/>
         <w:lang w:val="en-US"/>
       </w:rPr>
-      <w:t>number</w:t>
+      <w:t>num</w:t>
     </w:r>
     <w:r>
       <w:rPr>
         <w:sz w:val="16"/>
         <w:szCs w:val="16"/>
-        <w:highlight w:val="red"/>
+        <w:lang w:val="en-US"/>
+      </w:rPr>
+      <w:t>ber</w:t>
+    </w:r>
+    <w:r>
+      <w:rPr>
+        <w:sz w:val="16"/>
+        <w:szCs w:val="16"/>
       </w:rPr>
       <w:t>_</w:t>
     </w:r>
@@ -1362,7 +1262,6 @@
       <w:rPr>
         <w:sz w:val="16"/>
         <w:szCs w:val="16"/>
-        <w:highlight w:val="red"/>
         <w:lang w:val="en-US"/>
       </w:rPr>
       <w:t>field</w:t>
@@ -1371,7 +1270,6 @@
       <w:rPr>
         <w:sz w:val="16"/>
         <w:szCs w:val="16"/>
-        <w:highlight w:val="red"/>
       </w:rPr>
       <w:t>}</w:t>
     </w:r>
@@ -1384,21 +1282,12 @@
         <w:szCs w:val="16"/>
       </w:rPr>
     </w:pPr>
-    <w:proofErr w:type="spellStart"/>
     <w:r>
       <w:rPr>
         <w:sz w:val="16"/>
         <w:szCs w:val="16"/>
       </w:rPr>
-      <w:t>Отп</w:t>
-    </w:r>
-    <w:proofErr w:type="spellEnd"/>
-    <w:r>
-      <w:rPr>
-        <w:sz w:val="16"/>
-        <w:szCs w:val="16"/>
-      </w:rPr>
-      <w:t xml:space="preserve">. 2 экз., на </w:t>
+      <w:t xml:space="preserve">Отп. 2 экз., на </w:t>
     </w:r>
     <w:r>
       <w:rPr>
@@ -1460,33 +1349,8 @@
         <w:sz w:val="16"/>
         <w:szCs w:val="16"/>
       </w:rPr>
-      <w:t xml:space="preserve">Исп. и </w:t>
+      <w:t>Исп. и отп. Гараева К.Д.</w:t>
     </w:r>
-    <w:proofErr w:type="spellStart"/>
-    <w:r>
-      <w:rPr>
-        <w:sz w:val="16"/>
-        <w:szCs w:val="16"/>
-      </w:rPr>
-      <w:t>отп</w:t>
-    </w:r>
-    <w:proofErr w:type="spellEnd"/>
-    <w:r>
-      <w:rPr>
-        <w:sz w:val="16"/>
-        <w:szCs w:val="16"/>
-      </w:rPr>
-      <w:t xml:space="preserve">. Гараева </w:t>
-    </w:r>
-    <w:proofErr w:type="gramStart"/>
-    <w:r>
-      <w:rPr>
-        <w:sz w:val="16"/>
-        <w:szCs w:val="16"/>
-      </w:rPr>
-      <w:t>К.Д.</w:t>
-    </w:r>
-    <w:proofErr w:type="gramEnd"/>
   </w:p>
   <w:p>
     <w:pPr>
@@ -1517,25 +1381,7 @@
         <w:szCs w:val="16"/>
         <w:lang w:val="en-US"/>
       </w:rPr>
-      <w:t>{</w:t>
-    </w:r>
-    <w:proofErr w:type="spellStart"/>
-    <w:r>
-      <w:rPr>
-        <w:sz w:val="16"/>
-        <w:szCs w:val="16"/>
-        <w:lang w:val="en-US"/>
-      </w:rPr>
-      <w:t>data_field</w:t>
-    </w:r>
-    <w:proofErr w:type="spellEnd"/>
-    <w:r>
-      <w:rPr>
-        <w:sz w:val="16"/>
-        <w:szCs w:val="16"/>
-        <w:lang w:val="en-US"/>
-      </w:rPr>
-      <w:t>}</w:t>
+      <w:t>{data_field}</w:t>
     </w:r>
   </w:p>
 </w:ftr>
@@ -1558,6 +1404,36 @@
     </w:p>
   </w:footnote>
 </w:footnotes>
+</file>
+
+<file path=word/header1.xml><?xml version="1.0" encoding="utf-8"?>
+<w:hdr xmlns:wpc="http://schemas.microsoft.com/office/word/2010/wordprocessingCanvas" xmlns:cx="http://schemas.microsoft.com/office/drawing/2014/chartex" xmlns:cx1="http://schemas.microsoft.com/office/drawing/2015/9/8/chartex" xmlns:cx2="http://schemas.microsoft.com/office/drawing/2015/10/21/chartex" xmlns:cx3="http://schemas.microsoft.com/office/drawing/2016/5/9/chartex" xmlns:cx4="http://schemas.microsoft.com/office/drawing/2016/5/10/chartex" xmlns:cx5="http://schemas.microsoft.com/office/drawing/2016/5/11/chartex" xmlns:cx6="http://schemas.microsoft.com/office/drawing/2016/5/12/chartex" xmlns:cx7="http://schemas.microsoft.com/office/drawing/2016/5/13/chartex" xmlns:cx8="http://schemas.microsoft.com/office/drawing/2016/5/14/chartex" xmlns:mc="http://schemas.openxmlformats.org/markup-compatibility/2006" xmlns:aink="http://schemas.microsoft.com/office/drawing/2016/ink" xmlns:am3d="http://schemas.microsoft.com/office/drawing/2017/model3d" xmlns:o="urn:schemas-microsoft-com:office:office" xmlns:oel="http://schemas.microsoft.com/office/2019/extlst" xmlns:r="http://schemas.openxmlformats.org/officeDocument/2006/relationships" xmlns:m="http://schemas.openxmlformats.org/officeDocument/2006/math" xmlns:v="urn:schemas-microsoft-com:vml" xmlns:wp14="http://schemas.microsoft.com/office/word/2010/wordprocessingDrawing" xmlns:wp="http://schemas.openxmlformats.org/drawingml/2006/wordprocessingDrawing" xmlns:w10="urn:schemas-microsoft-com:office:word" xmlns:w="http://schemas.openxmlformats.org/wordprocessingml/2006/main" xmlns:w14="http://schemas.microsoft.com/office/word/2010/wordml" xmlns:w15="http://schemas.microsoft.com/office/word/2012/wordml" xmlns:w16cex="http://schemas.microsoft.com/office/word/2018/wordml/cex" xmlns:w16cid="http://schemas.microsoft.com/office/word/2016/wordml/cid" xmlns:w16="http://schemas.microsoft.com/office/word/2018/wordml" xmlns:w16du="http://schemas.microsoft.com/office/word/2023/wordml/word16du" xmlns:w16sdtdh="http://schemas.microsoft.com/office/word/2020/wordml/sdtdatahash" xmlns:w16sdtfl="http://schemas.microsoft.com/office/word/2024/wordml/sdtformatlock" xmlns:w16se="http://schemas.microsoft.com/office/word/2015/wordml/symex" xmlns:wpg="http://schemas.microsoft.com/office/word/2010/wordprocessingGroup" xmlns:wpi="http://schemas.microsoft.com/office/word/2010/wordprocessingInk" xmlns:wne="http://schemas.microsoft.com/office/word/2006/wordml" xmlns:wps="http://schemas.microsoft.com/office/word/2010/wordprocessingShape" mc:Ignorable="w14 w15 w16se w16cid w16 w16cex w16sdtdh w16sdtfl w16du wp14">
+  <w:p>
+    <w:pPr>
+      <w:pStyle w:val="af1"/>
+    </w:pPr>
+  </w:p>
+</w:hdr>
+</file>
+
+<file path=word/header2.xml><?xml version="1.0" encoding="utf-8"?>
+<w:hdr xmlns:wpc="http://schemas.microsoft.com/office/word/2010/wordprocessingCanvas" xmlns:cx="http://schemas.microsoft.com/office/drawing/2014/chartex" xmlns:cx1="http://schemas.microsoft.com/office/drawing/2015/9/8/chartex" xmlns:cx2="http://schemas.microsoft.com/office/drawing/2015/10/21/chartex" xmlns:cx3="http://schemas.microsoft.com/office/drawing/2016/5/9/chartex" xmlns:cx4="http://schemas.microsoft.com/office/drawing/2016/5/10/chartex" xmlns:cx5="http://schemas.microsoft.com/office/drawing/2016/5/11/chartex" xmlns:cx6="http://schemas.microsoft.com/office/drawing/2016/5/12/chartex" xmlns:cx7="http://schemas.microsoft.com/office/drawing/2016/5/13/chartex" xmlns:cx8="http://schemas.microsoft.com/office/drawing/2016/5/14/chartex" xmlns:mc="http://schemas.openxmlformats.org/markup-compatibility/2006" xmlns:aink="http://schemas.microsoft.com/office/drawing/2016/ink" xmlns:am3d="http://schemas.microsoft.com/office/drawing/2017/model3d" xmlns:o="urn:schemas-microsoft-com:office:office" xmlns:oel="http://schemas.microsoft.com/office/2019/extlst" xmlns:r="http://schemas.openxmlformats.org/officeDocument/2006/relationships" xmlns:m="http://schemas.openxmlformats.org/officeDocument/2006/math" xmlns:v="urn:schemas-microsoft-com:vml" xmlns:wp14="http://schemas.microsoft.com/office/word/2010/wordprocessingDrawing" xmlns:wp="http://schemas.openxmlformats.org/drawingml/2006/wordprocessingDrawing" xmlns:w10="urn:schemas-microsoft-com:office:word" xmlns:w="http://schemas.openxmlformats.org/wordprocessingml/2006/main" xmlns:w14="http://schemas.microsoft.com/office/word/2010/wordml" xmlns:w15="http://schemas.microsoft.com/office/word/2012/wordml" xmlns:w16cex="http://schemas.microsoft.com/office/word/2018/wordml/cex" xmlns:w16cid="http://schemas.microsoft.com/office/word/2016/wordml/cid" xmlns:w16="http://schemas.microsoft.com/office/word/2018/wordml" xmlns:w16du="http://schemas.microsoft.com/office/word/2023/wordml/word16du" xmlns:w16sdtdh="http://schemas.microsoft.com/office/word/2020/wordml/sdtdatahash" xmlns:w16sdtfl="http://schemas.microsoft.com/office/word/2024/wordml/sdtformatlock" xmlns:w16se="http://schemas.microsoft.com/office/word/2015/wordml/symex" xmlns:wpg="http://schemas.microsoft.com/office/word/2010/wordprocessingGroup" xmlns:wpi="http://schemas.microsoft.com/office/word/2010/wordprocessingInk" xmlns:wne="http://schemas.microsoft.com/office/word/2006/wordml" xmlns:wps="http://schemas.microsoft.com/office/word/2010/wordprocessingShape" mc:Ignorable="w14 w15 w16se w16cid w16 w16cex w16sdtdh w16sdtfl w16du wp14">
+  <w:p>
+    <w:pPr>
+      <w:pStyle w:val="af1"/>
+    </w:pPr>
+  </w:p>
+</w:hdr>
+</file>
+
+<file path=word/header3.xml><?xml version="1.0" encoding="utf-8"?>
+<w:hdr xmlns:wpc="http://schemas.microsoft.com/office/word/2010/wordprocessingCanvas" xmlns:cx="http://schemas.microsoft.com/office/drawing/2014/chartex" xmlns:cx1="http://schemas.microsoft.com/office/drawing/2015/9/8/chartex" xmlns:cx2="http://schemas.microsoft.com/office/drawing/2015/10/21/chartex" xmlns:cx3="http://schemas.microsoft.com/office/drawing/2016/5/9/chartex" xmlns:cx4="http://schemas.microsoft.com/office/drawing/2016/5/10/chartex" xmlns:cx5="http://schemas.microsoft.com/office/drawing/2016/5/11/chartex" xmlns:cx6="http://schemas.microsoft.com/office/drawing/2016/5/12/chartex" xmlns:cx7="http://schemas.microsoft.com/office/drawing/2016/5/13/chartex" xmlns:cx8="http://schemas.microsoft.com/office/drawing/2016/5/14/chartex" xmlns:mc="http://schemas.openxmlformats.org/markup-compatibility/2006" xmlns:aink="http://schemas.microsoft.com/office/drawing/2016/ink" xmlns:am3d="http://schemas.microsoft.com/office/drawing/2017/model3d" xmlns:o="urn:schemas-microsoft-com:office:office" xmlns:oel="http://schemas.microsoft.com/office/2019/extlst" xmlns:r="http://schemas.openxmlformats.org/officeDocument/2006/relationships" xmlns:m="http://schemas.openxmlformats.org/officeDocument/2006/math" xmlns:v="urn:schemas-microsoft-com:vml" xmlns:wp14="http://schemas.microsoft.com/office/word/2010/wordprocessingDrawing" xmlns:wp="http://schemas.openxmlformats.org/drawingml/2006/wordprocessingDrawing" xmlns:w10="urn:schemas-microsoft-com:office:word" xmlns:w="http://schemas.openxmlformats.org/wordprocessingml/2006/main" xmlns:w14="http://schemas.microsoft.com/office/word/2010/wordml" xmlns:w15="http://schemas.microsoft.com/office/word/2012/wordml" xmlns:w16cex="http://schemas.microsoft.com/office/word/2018/wordml/cex" xmlns:w16cid="http://schemas.microsoft.com/office/word/2016/wordml/cid" xmlns:w16="http://schemas.microsoft.com/office/word/2018/wordml" xmlns:w16du="http://schemas.microsoft.com/office/word/2023/wordml/word16du" xmlns:w16sdtdh="http://schemas.microsoft.com/office/word/2020/wordml/sdtdatahash" xmlns:w16sdtfl="http://schemas.microsoft.com/office/word/2024/wordml/sdtformatlock" xmlns:w16se="http://schemas.microsoft.com/office/word/2015/wordml/symex" xmlns:wpg="http://schemas.microsoft.com/office/word/2010/wordprocessingGroup" xmlns:wpi="http://schemas.microsoft.com/office/word/2010/wordprocessingInk" xmlns:wne="http://schemas.microsoft.com/office/word/2006/wordml" xmlns:wps="http://schemas.microsoft.com/office/word/2010/wordprocessingShape" mc:Ignorable="w14 w15 w16se w16cid w16 w16cex w16sdtdh w16sdtfl w16du wp14">
+  <w:p>
+    <w:pPr>
+      <w:pStyle w:val="af1"/>
+    </w:pPr>
+  </w:p>
+</w:hdr>
 </file>
 
 <file path=word/numbering.xml><?xml version="1.0" encoding="utf-8"?>

--- a/templates/Письмо о представлении документации.docx
+++ b/templates/Письмо о представлении документации.docx
@@ -162,7 +162,23 @@
                 <w:b/>
                 <w:sz w:val="22"/>
               </w:rPr>
-              <w:t>(без приложения неконфиденциально)</w:t>
+              <w:t xml:space="preserve">(без приложения </w:t>
+            </w:r>
+            <w:proofErr w:type="spellStart"/>
+            <w:r>
+              <w:rPr>
+                <w:b/>
+                <w:sz w:val="22"/>
+              </w:rPr>
+              <w:t>неконфиденциально</w:t>
+            </w:r>
+            <w:proofErr w:type="spellEnd"/>
+            <w:r>
+              <w:rPr>
+                <w:b/>
+                <w:sz w:val="22"/>
+              </w:rPr>
+              <w:t>)</w:t>
             </w:r>
           </w:p>
           <w:p>
@@ -245,7 +261,32 @@
                 <w:b/>
                 <w:lang w:eastAsia="en-US"/>
               </w:rPr>
-              <w:t>{адресат.должность_из_формы}</w:t>
+              <w:t>{</w:t>
+            </w:r>
+            <w:proofErr w:type="spellStart"/>
+            <w:proofErr w:type="gramStart"/>
+            <w:r>
+              <w:rPr>
+                <w:b/>
+                <w:lang w:eastAsia="en-US"/>
+              </w:rPr>
+              <w:t>адресат.должность</w:t>
+            </w:r>
+            <w:proofErr w:type="gramEnd"/>
+            <w:r>
+              <w:rPr>
+                <w:b/>
+                <w:lang w:eastAsia="en-US"/>
+              </w:rPr>
+              <w:t>_из_формы</w:t>
+            </w:r>
+            <w:proofErr w:type="spellEnd"/>
+            <w:r>
+              <w:rPr>
+                <w:b/>
+                <w:lang w:eastAsia="en-US"/>
+              </w:rPr>
+              <w:t>}</w:t>
             </w:r>
           </w:p>
           <w:p>
@@ -260,7 +301,32 @@
                 <w:b/>
                 <w:lang w:eastAsia="en-US"/>
               </w:rPr>
-              <w:t>{адресат.организация_из_формы}</w:t>
+              <w:t>{</w:t>
+            </w:r>
+            <w:proofErr w:type="spellStart"/>
+            <w:proofErr w:type="gramStart"/>
+            <w:r>
+              <w:rPr>
+                <w:b/>
+                <w:lang w:eastAsia="en-US"/>
+              </w:rPr>
+              <w:t>адресат.организация</w:t>
+            </w:r>
+            <w:proofErr w:type="gramEnd"/>
+            <w:r>
+              <w:rPr>
+                <w:b/>
+                <w:lang w:eastAsia="en-US"/>
+              </w:rPr>
+              <w:t>_из_формы</w:t>
+            </w:r>
+            <w:proofErr w:type="spellEnd"/>
+            <w:r>
+              <w:rPr>
+                <w:b/>
+                <w:lang w:eastAsia="en-US"/>
+              </w:rPr>
+              <w:t>}</w:t>
             </w:r>
           </w:p>
           <w:p>
@@ -283,7 +349,32 @@
                 <w:b/>
                 <w:bCs/>
               </w:rPr>
-              <w:t>{адресат.Фио_из_формы}</w:t>
+              <w:t>{</w:t>
+            </w:r>
+            <w:proofErr w:type="spellStart"/>
+            <w:proofErr w:type="gramStart"/>
+            <w:r>
+              <w:rPr>
+                <w:b/>
+                <w:bCs/>
+              </w:rPr>
+              <w:t>адресат.Фио</w:t>
+            </w:r>
+            <w:proofErr w:type="gramEnd"/>
+            <w:r>
+              <w:rPr>
+                <w:b/>
+                <w:bCs/>
+              </w:rPr>
+              <w:t>_из_формы</w:t>
+            </w:r>
+            <w:proofErr w:type="spellEnd"/>
+            <w:r>
+              <w:rPr>
+                <w:b/>
+                <w:bCs/>
+              </w:rPr>
+              <w:t>}</w:t>
             </w:r>
           </w:p>
           <w:p/>
@@ -612,7 +703,29 @@
         <w:rPr>
           <w:b/>
         </w:rPr>
-        <w:t>{адресат.ИО_из_формы}</w:t>
+        <w:t>{</w:t>
+      </w:r>
+      <w:proofErr w:type="spellStart"/>
+      <w:proofErr w:type="gramStart"/>
+      <w:r>
+        <w:rPr>
+          <w:b/>
+        </w:rPr>
+        <w:t>адресат.ИО</w:t>
+      </w:r>
+      <w:proofErr w:type="gramEnd"/>
+      <w:r>
+        <w:rPr>
+          <w:b/>
+        </w:rPr>
+        <w:t>_из_формы</w:t>
+      </w:r>
+      <w:proofErr w:type="spellEnd"/>
+      <w:r>
+        <w:rPr>
+          <w:b/>
+        </w:rPr>
+        <w:t>}</w:t>
       </w:r>
       <w:r>
         <w:rPr>
@@ -680,6 +793,19 @@
         <w:rPr>
           <w:color w:val="auto"/>
         </w:rPr>
+        <w:t>_</w:t>
+      </w:r>
+      <w:r>
+        <w:rPr>
+          <w:color w:val="auto"/>
+          <w:lang w:val="en-US"/>
+        </w:rPr>
+        <w:t>main</w:t>
+      </w:r>
+      <w:r>
+        <w:rPr>
+          <w:color w:val="auto"/>
+        </w:rPr>
         <w:t>}</w:t>
       </w:r>
       <w:r>
@@ -724,6 +850,7 @@
         </w:rPr>
         <w:t>{</w:t>
       </w:r>
+      <w:proofErr w:type="spellStart"/>
       <w:r>
         <w:rPr>
           <w:color w:val="auto"/>
@@ -736,6 +863,7 @@
         </w:rPr>
         <w:t>_из_парсера</w:t>
       </w:r>
+      <w:proofErr w:type="spellEnd"/>
       <w:r>
         <w:rPr>
           <w:color w:val="auto"/>
@@ -775,9 +903,11 @@
       <w:r>
         <w:t>{</w:t>
       </w:r>
+      <w:proofErr w:type="spellStart"/>
       <w:r>
         <w:t>номердоговора</w:t>
       </w:r>
+      <w:proofErr w:type="spellEnd"/>
       <w:r>
         <w:t>}</w:t>
       </w:r>
@@ -787,9 +917,12 @@
       <w:r>
         <w:t>{</w:t>
       </w:r>
+      <w:proofErr w:type="spellStart"/>
       <w:r>
         <w:t>датадоговора</w:t>
       </w:r>
+      <w:proofErr w:type="spellEnd"/>
+      <w:proofErr w:type="gramStart"/>
       <w:r>
         <w:t>}</w:t>
       </w:r>
@@ -803,7 +936,11 @@
         <w:t xml:space="preserve"> </w:t>
       </w:r>
       <w:r>
-        <w:t xml:space="preserve">на </w:t>
+        <w:t>на</w:t>
+      </w:r>
+      <w:proofErr w:type="gramEnd"/>
+      <w:r>
+        <w:t xml:space="preserve"> </w:t>
       </w:r>
       <w:r>
         <w:t xml:space="preserve">электронном </w:t>
@@ -886,8 +1023,16 @@
         <w:rPr>
           <w:color w:val="auto"/>
         </w:rPr>
-        <w:t>{списокдокументов</w:t>
-      </w:r>
+        <w:t>{</w:t>
+      </w:r>
+      <w:proofErr w:type="spellStart"/>
+      <w:r>
+        <w:rPr>
+          <w:color w:val="auto"/>
+        </w:rPr>
+        <w:t>списокдокументов</w:t>
+      </w:r>
+      <w:proofErr w:type="spellEnd"/>
       <w:r>
         <w:rPr>
           <w:color w:val="auto"/>
@@ -963,16 +1108,46 @@
               <w:rPr>
                 <w:lang w:val="en-US"/>
               </w:rPr>
-              <w:t>{подписант.</w:t>
+              <w:t>{</w:t>
+            </w:r>
+            <w:proofErr w:type="spellStart"/>
+            <w:proofErr w:type="gramStart"/>
+            <w:r>
+              <w:rPr>
+                <w:lang w:val="en-US"/>
+              </w:rPr>
+              <w:t>подписант</w:t>
+            </w:r>
+            <w:proofErr w:type="spellEnd"/>
+            <w:r>
+              <w:rPr>
+                <w:lang w:val="en-US"/>
+              </w:rPr>
+              <w:t>.</w:t>
             </w:r>
             <w:r>
               <w:t>должность</w:t>
             </w:r>
+            <w:proofErr w:type="gramEnd"/>
             <w:r>
               <w:rPr>
                 <w:lang w:val="en-US"/>
               </w:rPr>
-              <w:t>_из_формы}</w:t>
+              <w:t>_</w:t>
+            </w:r>
+            <w:proofErr w:type="spellStart"/>
+            <w:r>
+              <w:rPr>
+                <w:lang w:val="en-US"/>
+              </w:rPr>
+              <w:t>из_формы</w:t>
+            </w:r>
+            <w:proofErr w:type="spellEnd"/>
+            <w:r>
+              <w:rPr>
+                <w:lang w:val="en-US"/>
+              </w:rPr>
+              <w:t>}</w:t>
             </w:r>
           </w:p>
         </w:tc>
@@ -1005,7 +1180,20 @@
               </w:rPr>
             </w:pPr>
             <w:r>
-              <w:t>{подписант.иоФ_из_формы}</w:t>
+              <w:t>{</w:t>
+            </w:r>
+            <w:proofErr w:type="spellStart"/>
+            <w:proofErr w:type="gramStart"/>
+            <w:r>
+              <w:t>подписант.иоФ</w:t>
+            </w:r>
+            <w:proofErr w:type="gramEnd"/>
+            <w:r>
+              <w:t>_из_формы</w:t>
+            </w:r>
+            <w:proofErr w:type="spellEnd"/>
+            <w:r>
+              <w:t>}</w:t>
             </w:r>
           </w:p>
         </w:tc>
@@ -1282,12 +1470,21 @@
         <w:szCs w:val="16"/>
       </w:rPr>
     </w:pPr>
+    <w:proofErr w:type="spellStart"/>
     <w:r>
       <w:rPr>
         <w:sz w:val="16"/>
         <w:szCs w:val="16"/>
       </w:rPr>
-      <w:t xml:space="preserve">Отп. 2 экз., на </w:t>
+      <w:t>Отп</w:t>
+    </w:r>
+    <w:proofErr w:type="spellEnd"/>
+    <w:r>
+      <w:rPr>
+        <w:sz w:val="16"/>
+        <w:szCs w:val="16"/>
+      </w:rPr>
+      <w:t xml:space="preserve">. 2 экз., на </w:t>
     </w:r>
     <w:r>
       <w:rPr>
@@ -1349,8 +1546,33 @@
         <w:sz w:val="16"/>
         <w:szCs w:val="16"/>
       </w:rPr>
-      <w:t>Исп. и отп. Гараева К.Д.</w:t>
+      <w:t xml:space="preserve">Исп. и </w:t>
     </w:r>
+    <w:proofErr w:type="spellStart"/>
+    <w:r>
+      <w:rPr>
+        <w:sz w:val="16"/>
+        <w:szCs w:val="16"/>
+      </w:rPr>
+      <w:t>отп</w:t>
+    </w:r>
+    <w:proofErr w:type="spellEnd"/>
+    <w:r>
+      <w:rPr>
+        <w:sz w:val="16"/>
+        <w:szCs w:val="16"/>
+      </w:rPr>
+      <w:t xml:space="preserve">. Гараева </w:t>
+    </w:r>
+    <w:proofErr w:type="gramStart"/>
+    <w:r>
+      <w:rPr>
+        <w:sz w:val="16"/>
+        <w:szCs w:val="16"/>
+      </w:rPr>
+      <w:t>К.Д.</w:t>
+    </w:r>
+    <w:proofErr w:type="gramEnd"/>
   </w:p>
   <w:p>
     <w:pPr>
@@ -1381,7 +1603,25 @@
         <w:szCs w:val="16"/>
         <w:lang w:val="en-US"/>
       </w:rPr>
-      <w:t>{data_field}</w:t>
+      <w:t>{</w:t>
+    </w:r>
+    <w:proofErr w:type="spellStart"/>
+    <w:r>
+      <w:rPr>
+        <w:sz w:val="16"/>
+        <w:szCs w:val="16"/>
+        <w:lang w:val="en-US"/>
+      </w:rPr>
+      <w:t>data_field</w:t>
+    </w:r>
+    <w:proofErr w:type="spellEnd"/>
+    <w:r>
+      <w:rPr>
+        <w:sz w:val="16"/>
+        <w:szCs w:val="16"/>
+        <w:lang w:val="en-US"/>
+      </w:rPr>
+      <w:t>}</w:t>
     </w:r>
   </w:p>
 </w:ftr>
